--- a/PDS实际测量数据/工作记录.docx
+++ b/PDS实际测量数据/工作记录.docx
@@ -60,11 +60,6 @@
       </w:r>
     </w:p>
     <w:p>
-      <w:pPr>
-        <w:rPr>
-          <w:rFonts w:hint="eastAsia"/>
-        </w:rPr>
-      </w:pPr>
       <w:r>
         <w:t xml:space="preserve"> </w:t>
       </w:r>
@@ -306,13 +301,7 @@
           </w:tcPr>
           <w:p>
             <w:r>
-              <w:t>[run_batch.do (line 1)]</w:t>
-            </w:r>
-            <w:r>
-              <w:t xml:space="preserve"> </w:t>
-            </w:r>
-            <w:r>
-              <w:t>[run_gui.do (line 1)]</w:t>
+              <w:t>[run_batch.do (line 1)] [run_gui.do (line 1)]</w:t>
             </w:r>
           </w:p>
         </w:tc>
@@ -360,11 +349,6 @@
       </w:tr>
     </w:tbl>
     <w:p>
-      <w:pPr>
-        <w:rPr>
-          <w:rFonts w:hint="eastAsia"/>
-        </w:rPr>
-      </w:pPr>
       <w:r>
         <w:t xml:space="preserve">         </w:t>
       </w:r>
@@ -421,56 +405,151 @@
       </w:r>
     </w:p>
     <w:p>
+      <w:r>
+        <w:rPr>
+          <w:rFonts w:hint="eastAsia"/>
+        </w:rPr>
+        <w:t>最坏路径：</w:t>
+      </w:r>
+    </w:p>
+    <w:p>
+      <w:r>
+        <w:rPr>
+          <w:rFonts w:hint="eastAsia"/>
+        </w:rPr>
+        <w:t>Data delay(数据路径延时)  6.224ns</w:t>
+      </w:r>
+    </w:p>
+    <w:p>
+      <w:r>
+        <w:rPr>
+          <w:rFonts w:hint="eastAsia"/>
+        </w:rPr>
+        <w:t>Route delay（连线延时） 1.836ns</w:t>
+      </w:r>
+    </w:p>
+    <w:p>
+      <w:r>
+        <w:rPr>
+          <w:rFonts w:hint="eastAsia"/>
+        </w:rPr>
+        <w:t>Logic delay（器件延时）  4.388ns</w:t>
+      </w:r>
+    </w:p>
+    <w:p>
+      <w:r>
+        <w:rPr>
+          <w:rFonts w:hint="eastAsia"/>
+        </w:rPr>
+        <w:t>Launch Clock Delay（参考时钟到输出寄存器时钟端的延时） 5.460ns</w:t>
+      </w:r>
+    </w:p>
+    <w:p>
+      <w:r>
+        <w:rPr>
+          <w:rFonts w:hint="eastAsia"/>
+        </w:rPr>
+        <w:t>数据到达时间11.684ns</w:t>
+      </w:r>
+    </w:p>
+    <w:p>
+      <w:r>
+        <w:rPr>
+          <w:rFonts w:hint="eastAsia"/>
+        </w:rPr>
+        <w:t>允许到达时刻</w:t>
+      </w:r>
+      <w:r>
+        <w:t xml:space="preserve"> = 640 </w:t>
+      </w:r>
+      <w:r>
+        <w:rPr>
+          <w:rFonts w:ascii="Cambria Math" w:hAnsi="Cambria Math" w:cs="Cambria Math"/>
+        </w:rPr>
+        <w:t>−</w:t>
+      </w:r>
+      <w:r>
+        <w:t xml:space="preserve"> 2.000（输出接口约束）</w:t>
+      </w:r>
+      <w:r>
+        <w:rPr>
+          <w:rFonts w:ascii="Cambria Math" w:hAnsi="Cambria Math" w:cs="Cambria Math"/>
+        </w:rPr>
+        <w:t>−</w:t>
+      </w:r>
+      <w:r>
+        <w:t xml:space="preserve"> 0.250（报告不确定度）= 637.750 ns</w:t>
+      </w:r>
+    </w:p>
+    <w:p>
+      <w:r>
+        <w:t xml:space="preserve">Slack        = 637.750 </w:t>
+      </w:r>
+      <w:r>
+        <w:rPr>
+          <w:rFonts w:ascii="Cambria Math" w:hAnsi="Cambria Math" w:cs="Cambria Math"/>
+        </w:rPr>
+        <w:t>−</w:t>
+      </w:r>
+      <w:r>
+        <w:t xml:space="preserve"> 11.684= 626.066 ns</w:t>
+      </w:r>
+    </w:p>
+    <w:p>
+      <w:r>
+        <w:rPr>
+          <w:rFonts w:hint="eastAsia"/>
+        </w:rPr>
+        <w:t>内部输出路径：</w:t>
+      </w:r>
+    </w:p>
+    <w:p>
       <w:pPr>
         <w:rPr>
           <w:rFonts w:hint="eastAsia"/>
         </w:rPr>
       </w:pPr>
       <w:r>
-        <w:rPr>
-          <w:rFonts w:hint="eastAsia"/>
-        </w:rPr>
-        <w:t>最坏路径：</w:t>
-      </w:r>
-    </w:p>
-    <w:p>
-      <w:r>
-        <w:rPr>
-          <w:rFonts w:hint="eastAsia"/>
-        </w:rPr>
-        <w:t>Data delay(数据路径延时)  6.224ns</w:t>
-      </w:r>
-    </w:p>
-    <w:p>
-      <w:r>
-        <w:rPr>
-          <w:rFonts w:hint="eastAsia"/>
-        </w:rPr>
-        <w:t>Route delay（连线延时） 1.836ns</w:t>
-      </w:r>
-    </w:p>
-    <w:p>
-      <w:r>
-        <w:rPr>
-          <w:rFonts w:hint="eastAsia"/>
-        </w:rPr>
-        <w:t>Logic delay（器件延时）  4.388ns</w:t>
-      </w:r>
-    </w:p>
-    <w:p>
-      <w:r>
-        <w:rPr>
-          <w:rFonts w:hint="eastAsia"/>
-        </w:rPr>
-        <w:t>Launch Clock Delay（参考时钟到输出寄存器时钟端的延时） 5.460ns</w:t>
-      </w:r>
-    </w:p>
-    <w:p>
-      <w:r>
-        <w:rPr>
-          <w:rFonts w:hint="eastAsia"/>
-        </w:rPr>
-        <w:t>数据到达时间11.684ns</w:t>
+        <w:t>Slack</w:t>
+      </w:r>
+      <w:r>
+        <w:rPr>
+          <w:rFonts w:hint="eastAsia"/>
+        </w:rPr>
+        <w:t xml:space="preserve"> 637.207ns</w:t>
+      </w:r>
+    </w:p>
+    <w:p>
+      <w:r>
+        <w:rPr>
+          <w:rFonts w:hint="eastAsia"/>
+        </w:rPr>
+        <w:t>起点：</w:t>
+      </w:r>
+      <w:r>
+        <w:t>u_boundary/core_input[7]/opit_0/CLK</w:t>
+      </w:r>
+    </w:p>
+    <w:p>
+      <w:r>
+        <w:rPr>
+          <w:rFonts w:hint="eastAsia"/>
+        </w:rPr>
+        <w:t>终点：</w:t>
+      </w:r>
+      <w:r>
+        <w:t>u_core/stage_one[7]/opit_0_AQ/I1</w:t>
+      </w:r>
+    </w:p>
+    <w:p>
+      <w:r>
+        <w:rPr>
+          <w:rFonts w:hint="eastAsia"/>
+        </w:rPr>
+        <w:t>对应实际电路中：</w:t>
+      </w:r>
+      <w:r>
+        <w:t>输入边界寄存器 → 加法逻辑 → 第一级运算寄存器</w:t>
       </w:r>
     </w:p>
     <w:p>
@@ -483,10 +562,98 @@
         <w:rPr>
           <w:rFonts w:hint="eastAsia"/>
         </w:rPr>
-        <w:t>允许到达时刻</w:t>
-      </w:r>
-      <w:r>
-        <w:t xml:space="preserve"> = 640 </w:t>
+        <w:t>时序计算：</w:t>
+      </w:r>
+    </w:p>
+    <w:p>
+      <w:r>
+        <w:rPr>
+          <w:rFonts w:hint="eastAsia"/>
+        </w:rPr>
+        <w:t>发射时钟到达输入边界</w:t>
+      </w:r>
+      <w:r>
+        <w:t xml:space="preserve"> FF：       5.460 ns</w:t>
+      </w:r>
+    </w:p>
+    <w:p>
+      <w:r>
+        <w:t>FF 收到时钟后，Q 输出响应：    +0.287 ns</w:t>
+      </w:r>
+    </w:p>
+    <w:p>
+      <w:r>
+        <w:rPr>
+          <w:rFonts w:hint="eastAsia"/>
+        </w:rPr>
+        <w:t>数据经过连线：</w:t>
+      </w:r>
+      <w:r>
+        <w:t xml:space="preserve">                +1.955 ns</w:t>
+      </w:r>
+    </w:p>
+    <w:p>
+      <w:r>
+        <w:rPr>
+          <w:rFonts w:hint="eastAsia"/>
+        </w:rPr>
+        <w:t>──────────────────────────────────</w:t>
+      </w:r>
+    </w:p>
+    <w:p>
+      <w:r>
+        <w:rPr>
+          <w:rFonts w:hint="eastAsia"/>
+        </w:rPr>
+        <w:t>到达接收宏输入端：</w:t>
+      </w:r>
+      <w:r>
+        <w:t xml:space="preserve">             7.702 ns</w:t>
+      </w:r>
+    </w:p>
+    <w:p/>
+    <w:p>
+      <w:r>
+        <w:rPr>
+          <w:rFonts w:hint="eastAsia"/>
+        </w:rPr>
+        <w:t>下一次参考上升沿：</w:t>
+      </w:r>
+      <w:r>
+        <w:t xml:space="preserve">           640.000 ns</w:t>
+      </w:r>
+    </w:p>
+    <w:p>
+      <w:r>
+        <w:rPr>
+          <w:rFonts w:hint="eastAsia"/>
+        </w:rPr>
+        <w:t>接收侧时钟传播：</w:t>
+      </w:r>
+      <w:r>
+        <w:t xml:space="preserve">              +5.128 ns</w:t>
+      </w:r>
+    </w:p>
+    <w:p>
+      <w:r>
+        <w:rPr>
+          <w:rFonts w:hint="eastAsia"/>
+        </w:rPr>
+        <w:t>时钟悲观量消除修正：</w:t>
+      </w:r>
+      <w:r>
+        <w:t xml:space="preserve">          +0.278 ns</w:t>
+      </w:r>
+    </w:p>
+    <w:p>
+      <w:r>
+        <w:rPr>
+          <w:rFonts w:hint="eastAsia"/>
+        </w:rPr>
+        <w:t>时钟不确定度：</w:t>
+      </w:r>
+      <w:r>
+        <w:t xml:space="preserve">                </w:t>
       </w:r>
       <w:r>
         <w:rPr>
@@ -495,7 +662,19 @@
         <w:t>−</w:t>
       </w:r>
       <w:r>
-        <w:t xml:space="preserve"> 2.000（输出接口约束）</w:t>
+        <w:t>0.250 ns</w:t>
+      </w:r>
+    </w:p>
+    <w:p>
+      <w:r>
+        <w:rPr>
+          <w:rFonts w:hint="eastAsia"/>
+        </w:rPr>
+        <w:lastRenderedPageBreak/>
+        <w:t>接收宏的建立时间要求：</w:t>
+      </w:r>
+      <w:r>
+        <w:t xml:space="preserve">        </w:t>
       </w:r>
       <w:r>
         <w:rPr>
@@ -504,13 +683,41 @@
         <w:t>−</w:t>
       </w:r>
       <w:r>
-        <w:t xml:space="preserve"> 0.250（报告不确定度</w:t>
-      </w:r>
-      <w:r>
-        <w:t>）</w:t>
-      </w:r>
-      <w:r>
-        <w:t>= 637.750 ns</w:t>
+        <w:t>0.247 ns</w:t>
+      </w:r>
+    </w:p>
+    <w:p>
+      <w:r>
+        <w:rPr>
+          <w:rFonts w:hint="eastAsia"/>
+        </w:rPr>
+        <w:t>──────────────────────────────────</w:t>
+      </w:r>
+    </w:p>
+    <w:p>
+      <w:r>
+        <w:rPr>
+          <w:rFonts w:hint="eastAsia"/>
+        </w:rPr>
+        <w:t>最晚允许到达：</w:t>
+      </w:r>
+      <w:r>
+        <w:t xml:space="preserve">               644.909 ns</w:t>
+      </w:r>
+    </w:p>
+    <w:p/>
+    <w:p>
+      <w:r>
+        <w:t xml:space="preserve">Slack = 644.909 </w:t>
+      </w:r>
+      <w:r>
+        <w:rPr>
+          <w:rFonts w:ascii="Cambria Math" w:hAnsi="Cambria Math" w:cs="Cambria Math"/>
+        </w:rPr>
+        <w:t>−</w:t>
+      </w:r>
+      <w:r>
+        <w:t xml:space="preserve"> 7.702</w:t>
       </w:r>
     </w:p>
     <w:p>
@@ -520,16 +727,7 @@
         </w:rPr>
       </w:pPr>
       <w:r>
-        <w:t xml:space="preserve">Slack        = 637.750 </w:t>
-      </w:r>
-      <w:r>
-        <w:rPr>
-          <w:rFonts w:ascii="Cambria Math" w:hAnsi="Cambria Math" w:cs="Cambria Math"/>
-        </w:rPr>
-        <w:t>−</w:t>
-      </w:r>
-      <w:r>
-        <w:t xml:space="preserve"> 11.684= 626.066 ns</w:t>
+        <w:t xml:space="preserve">      = 637.207 ns</w:t>
       </w:r>
     </w:p>
     <w:sectPr>
